--- a/Plantillas/Prolacto.docx
+++ b/Plantillas/Prolacto.docx
@@ -15150,6 +15150,21 @@
       <w:pPr>
         <w:spacing w:after="0" w:line="276" w:lineRule="auto"/>
       </w:pPr>
+    </w:p>
+    <w:p>
+      <w:r>
+        <w:t>{{foto_rostro}}</w:t>
+      </w:r>
+    </w:p>
+    <w:p>
+      <w:r>
+        <w:t>{{foto_interior}}</w:t>
+      </w:r>
+    </w:p>
+    <w:p>
+      <w:r>
+        <w:t>{{foto_exterior}}</w:t>
+      </w:r>
     </w:p>
     <w:sectPr>
       <w:headerReference w:type="default" r:id="rId14"/>
